--- a/test/story/cases/car-key-sharing/supplements/数字车钥匙分享.docx
+++ b/test/story/cases/car-key-sharing/supplements/数字车钥匙分享.docx
@@ -64,7 +64,7 @@
     </w:p>
     <w:p>
       <w:r>
-        <w:t xml:space="preserve">3. 选权限：全功能（解闭锁、启动、后备箱）或仅解闭锁；</w:t>
+        <w:t xml:space="preserve">3. 选定对象之后，权限区才知道该给哪几档：家庭成员可以选全功能（解闭锁、启动、后备箱）或仅解闭锁；其他联系人只能选仅解闭锁——临时借车的人拿到启动权限，车主往往不是本意；</w:t>
       </w:r>
     </w:p>
     <w:p>
@@ -97,7 +97,16 @@
     </w:p>
     <w:p>
       <w:r>
-        <w:t xml:space="preserve">分享设置页分三段：给谁、什么权限、多长时间，三项都选好「发出」才可点击（图 1）：</w:t>
+        <w:t xml:space="preserve">分享设置页分三段：给谁、什么权限、多长时间。</w:t>
+      </w:r>
+      <w:r>
+        <w:rPr>
+          <w:b/>
+        </w:rPr>
+        <w:t xml:space="preserve">先选给谁，权限区才定得下来</w:t>
+      </w:r>
+      <w:r>
+        <w:t xml:space="preserve">——换一个对象，权限区要跟着重新确定；此前选的那档新对象用不了的话，要请他重选。三项都选好「发出」才可点击（图 1）：</w:t>
       </w:r>
     </w:p>
     <w:p>
@@ -279,7 +288,7 @@
         <w:tc>
           <w:p>
             <w:r>
-              <w:t xml:space="preserve">全功能 / 仅解闭锁</w:t>
+              <w:t xml:space="preserve">按对象与车辆的关系定：家庭成员可选全功能或仅解闭锁，其他联系人仅解闭锁</w:t>
             </w:r>
           </w:p>
         </w:tc>
@@ -642,6 +651,29 @@
           <w:p>
             <w:r>
               <w:t xml:space="preserve">开关关闭后不能发起新分享，已生效的分享不受影响。</w:t>
+            </w:r>
+          </w:p>
+        </w:tc>
+      </w:tr>
+      <w:tr>
+        <w:tc>
+          <w:p>
+            <w:r>
+              <w:t xml:space="preserve">AC-K11</w:t>
+            </w:r>
+          </w:p>
+        </w:tc>
+        <w:tc>
+          <w:p>
+            <w:r>
+              <w:t xml:space="preserve">权限随对象定</w:t>
+            </w:r>
+          </w:p>
+        </w:tc>
+        <w:tc>
+          <w:p>
+            <w:r>
+              <w:t xml:space="preserve">选家庭成员时全功能可选；换成其他联系人后全功能不再可选，已选的全功能要请车主重选；换回家庭成员又可选。</w:t>
             </w:r>
           </w:p>
         </w:tc>
